--- a/templates/llc_template.docx
+++ b/templates/llc_template.docx
@@ -214,7 +214,7 @@
           <w:rtl w:val="0"/>
         </w:rPr>
         <w:tab/>
-        <w:t xml:space="preserve">This Agreement is entered into effective as of the </w:t>
+        <w:t xml:space="preserve">This Agreement is entered into effective as of </w:t>
       </w:r>
       <w:r>
         <w:rPr>

--- a/templates/llc_template.docx
+++ b/templates/llc_template.docx
@@ -6727,7 +6727,7 @@
           <w:vertAlign w:val="baseline"/>
           <w:rtl w:val="0"/>
         </w:rPr>
-        <w:t xml:space="preserve">.”  On the incapacity of a Member, the Successor shall become a Member, with all the rights and obligations of the deceased Member. The Successor’s interest shall be subject to the options described in Section 14.4 below. To be clear, the incapacity of an owner or officer of a Member that is an entity shall not be considered the death of such Member.</w:t>
+        <w:t xml:space="preserve">.”  On the incapacity of a Member, the Successor shall become a Member, with all the rights and obligations of the incapacitated Member. The Successor’s interest shall be subject to the options described in Section 14.4 below. To be clear, the incapacity of an owner or officer of a Member that is an entity shall not be considered the death of such Member.</w:t>
       </w:r>
     </w:p>
     <w:p>
